--- a/Coffee_Shop_Report.docx
+++ b/Coffee_Shop_Report.docx
@@ -6,8 +6,16 @@
       <w:pPr>
         <w:pStyle w:val="Title"/>
         <w:jc w:val="center"/>
-      </w:pPr>
-      <w:r>
+        <w:rPr>
+          <w:b/>
+          <w:bCs/>
+        </w:rPr>
+      </w:pPr>
+      <w:r>
+        <w:rPr>
+          <w:b/>
+          <w:bCs/>
+        </w:rPr>
         <w:t>Coffee Shop Sales &amp; Business Intelligence Dashboard</w:t>
       </w:r>
     </w:p>
@@ -61,6 +69,31 @@
         <w:jc w:val="center"/>
       </w:pPr>
       <w:r>
+        <w:t xml:space="preserve">Name: </w:t>
+      </w:r>
+      <w:proofErr w:type="spellStart"/>
+      <w:r>
+        <w:rPr>
+          <w:b/>
+          <w:bCs/>
+        </w:rPr>
+        <w:t>Chitrashree</w:t>
+      </w:r>
+      <w:proofErr w:type="spellEnd"/>
+      <w:r>
+        <w:rPr>
+          <w:b/>
+          <w:bCs/>
+        </w:rPr>
+        <w:t xml:space="preserve"> V</w:t>
+      </w:r>
+    </w:p>
+    <w:p>
+      <w:pPr>
+        <w:spacing w:line="360" w:lineRule="auto"/>
+        <w:jc w:val="center"/>
+      </w:pPr>
+      <w:r>
         <w:t>Register Number:</w:t>
       </w:r>
       <w:r>
@@ -440,10 +473,7 @@
         <w:pStyle w:val="Heading1"/>
       </w:pPr>
       <w:r>
-        <w:t>2</w:t>
-      </w:r>
-      <w:r>
-        <w:t>. Research Methodology</w:t>
+        <w:t>2. Research Methodology</w:t>
       </w:r>
     </w:p>
     <w:p>
@@ -559,7 +589,14 @@
         <w:spacing w:line="360" w:lineRule="auto"/>
       </w:pPr>
       <w:r>
-        <w:t>Dashboard 1: Sales Overview – KPIs and revenue distribution.</w:t>
+        <w:rPr>
+          <w:b/>
+          <w:bCs/>
+        </w:rPr>
+        <w:t>Dashboard 1</w:t>
+      </w:r>
+      <w:r>
+        <w:t>: Sales Overview – KPIs and revenue distribution.</w:t>
       </w:r>
     </w:p>
     <w:p>
@@ -620,7 +657,14 @@
         <w:spacing w:line="360" w:lineRule="auto"/>
       </w:pPr>
       <w:r>
-        <w:t>Dashboard 2: Product Performance – Quantity and revenue by product.</w:t>
+        <w:rPr>
+          <w:b/>
+          <w:bCs/>
+        </w:rPr>
+        <w:t>Dashboard 2</w:t>
+      </w:r>
+      <w:r>
+        <w:t>: Product Performance – Quantity and revenue by product.</w:t>
       </w:r>
     </w:p>
     <w:p>
@@ -682,7 +726,14 @@
         <w:spacing w:line="360" w:lineRule="auto"/>
       </w:pPr>
       <w:r>
-        <w:t>Dashboard 3: Time-Based Analysis – Performance by day and store.</w:t>
+        <w:rPr>
+          <w:b/>
+          <w:bCs/>
+        </w:rPr>
+        <w:t>Dashboard 3</w:t>
+      </w:r>
+      <w:r>
+        <w:t>: Time-Based Analysis – Performance by day and store.</w:t>
       </w:r>
     </w:p>
     <w:p>
@@ -746,7 +797,14 @@
         <w:spacing w:line="360" w:lineRule="auto"/>
       </w:pPr>
       <w:r>
-        <w:t>Dashboard 4: Store Comparison – Location-based revenue comparison.</w:t>
+        <w:rPr>
+          <w:b/>
+          <w:bCs/>
+        </w:rPr>
+        <w:t>Dashboard 4</w:t>
+      </w:r>
+      <w:r>
+        <w:t>: Store Comparison – Location-based revenue comparison.</w:t>
       </w:r>
     </w:p>
     <w:p>
@@ -797,8 +855,11 @@
         <w:br/>
       </w:r>
       <w:r>
+        <w:t xml:space="preserve">This page compares store-level performance using transaction distribution and geographical </w:t>
+      </w:r>
+      <w:r>
         <w:lastRenderedPageBreak/>
-        <w:t>This page compares store-level performance using transaction distribution and geographical mapping. The pie chart highlights transaction share by store location. The map visual shows geographic revenue distribution, and the revenue comparison chart indicates Hell’s Kitchen as the highest revenue-generating store, followed by Astoria and Lower Manhattan.</w:t>
+        <w:t>mapping. The pie chart highlights transaction share by store location. The map visual shows geographic revenue distribution, and the revenue comparison chart indicates Hell’s Kitchen as the highest revenue-generating store, followed by Astoria and Lower Manhattan.</w:t>
       </w:r>
     </w:p>
     <w:p>
@@ -806,7 +867,14 @@
         <w:spacing w:line="360" w:lineRule="auto"/>
       </w:pPr>
       <w:r>
-        <w:t>Dashboard 5: Advanced Insights – Pricing and revenue trends.</w:t>
+        <w:rPr>
+          <w:b/>
+          <w:bCs/>
+        </w:rPr>
+        <w:t>Dashboard 5</w:t>
+      </w:r>
+      <w:r>
+        <w:t>: Advanced Insights – Pricing and revenue trends.</w:t>
       </w:r>
     </w:p>
     <w:p>
@@ -870,7 +938,14 @@
         <w:spacing w:line="360" w:lineRule="auto"/>
       </w:pPr>
       <w:r>
-        <w:t>Dashboard 6: Distribution Analysis – Pair plots and variability insights.</w:t>
+        <w:rPr>
+          <w:b/>
+          <w:bCs/>
+        </w:rPr>
+        <w:t>Dashboard 6</w:t>
+      </w:r>
+      <w:r>
+        <w:t>: Distribution Analysis – Pair plots and variability insights.</w:t>
       </w:r>
     </w:p>
     <w:p>
@@ -931,8 +1006,11 @@
         <w:br/>
       </w:r>
       <w:r>
+        <w:t xml:space="preserve">This page includes advanced statistical visuals such as Pair Plot, Quantity Distribution, and Unit Price Distribution using violin plots. The pair plot identifies relationships between </w:t>
+      </w:r>
+      <w:r>
         <w:lastRenderedPageBreak/>
-        <w:t>This page includes advanced statistical visuals such as Pair Plot, Quantity Distribution, and Unit Price Distribution using violin plots. The pair plot identifies relationships between transaction</w:t>
+        <w:t>transaction</w:t>
       </w:r>
       <w:r>
         <w:t xml:space="preserve"> </w:t>
@@ -946,7 +1024,14 @@
         <w:spacing w:line="360" w:lineRule="auto"/>
       </w:pPr>
       <w:r>
-        <w:t>Dashboard 7: Growth Insights – 3D analysis and cumulative growth.</w:t>
+        <w:rPr>
+          <w:b/>
+          <w:bCs/>
+        </w:rPr>
+        <w:t>Dashboard 7</w:t>
+      </w:r>
+      <w:r>
+        <w:t>: Growth Insights – 3D analysis and cumulative growth.</w:t>
       </w:r>
     </w:p>
     <w:p>
@@ -1476,10 +1561,7 @@
         <w:pStyle w:val="Heading1"/>
       </w:pPr>
       <w:r>
-        <w:t>9.</w:t>
-      </w:r>
-      <w:r>
-        <w:t xml:space="preserve"> References</w:t>
+        <w:t>9. References</w:t>
       </w:r>
     </w:p>
     <w:p>
@@ -2530,6 +2612,7 @@
   <w:style w:type="character" w:default="1" w:styleId="DefaultParagraphFont">
     <w:name w:val="Default Paragraph Font"/>
     <w:uiPriority w:val="1"/>
+    <w:semiHidden/>
     <w:unhideWhenUsed/>
   </w:style>
   <w:style w:type="table" w:default="1" w:styleId="TableNormal">
